--- a/data/revised_2026-10_full/outputs/v2/Maths/SS2.4_Surface_Area_and_Volume_of_Solids/Mathematics_Surface_Area_and_Volume_of_Solids_SummaryTable.docx
+++ b/data/revised_2026-10_full/outputs/v2/Maths/SS2.4_Surface_Area_and_Volume_of_Solids/Mathematics_Surface_Area_and_Volume_of_Solids_SummaryTable.docx
@@ -2156,7 +2156,7 @@
         </w:rPr>
         <w:t xml:space="preserve">© 2026 SeaVuria and ARES. This work is licensed under a </w:t>
       </w:r>
-      <w:hyperlink w:history="1" r:id="rIdfr3vfr55-aaktsb7kzeft">
+      <w:hyperlink w:history="1" r:id="rIdppz8hz_3pga0ksyzxmqhx">
         <w:r>
           <w:rPr>
             <w:rFonts w:ascii="Arial" w:cs="Arial" w:eastAsia="Arial" w:hAnsi="Arial"/>
@@ -2176,7 +2176,7 @@
         </w:rPr>
         <w:t xml:space="preserve"> (</w:t>
       </w:r>
-      <w:hyperlink w:history="1" r:id="rIdf6bftsu5pbeagkuhpccqr">
+      <w:hyperlink w:history="1" r:id="rIdsf_ur3usng_3el87_whkd">
         <w:r>
           <w:rPr>
             <w:rFonts w:ascii="Arial" w:cs="Arial" w:eastAsia="Arial" w:hAnsi="Arial"/>
@@ -2196,7 +2196,7 @@
         </w:rPr>
         <w:t xml:space="preserve">). To view a copy of this license, visit </w:t>
       </w:r>
-      <w:hyperlink w:history="1" r:id="rIdyl3lagg-qfq4qu7yoi5cl">
+      <w:hyperlink w:history="1" r:id="rIdd_hhc3apayky6khiget3k">
         <w:r>
           <w:rPr>
             <w:rFonts w:ascii="Arial" w:cs="Arial" w:eastAsia="Arial" w:hAnsi="Arial"/>
